--- a/文档/04_运营与冷启动/04_小红书公开构建素材(第二期).docx
+++ b/文档/04_运营与冷启动/04_小红书公开构建素材(第二期).docx
@@ -5,330 +5,677 @@
     <w:p>
       <w:pPr>
         <w:pStyle w:val="Heading1"/>
+        <w:keepNext/>
+        <w:spacing w:before="240" w:after="120"/>
       </w:pPr>
       <w:r>
+        <w:rPr>
+          <w:rFonts w:ascii="Microsoft YaHei" w:hAnsi="Microsoft YaHei"/>
+          <w:b/>
+          <w:color w:val="1F4E79"/>
+          <w:sz w:val="36"/>
+        </w:rPr>
+      </w:r>
+      <w:r>
+        <w:rPr>
+          <w:rFonts w:ascii="Microsoft YaHei" w:hAnsi="Microsoft YaHei"/>
+          <w:b/>
+          <w:color w:val="1F4E79"/>
+          <w:sz w:val="36"/>
+        </w:rPr>
         <w:t>食刻 (ShiKe) — 小红书公开构建 (Build in Public) 素材日记</w:t>
       </w:r>
     </w:p>
     <w:p>
       <w:pPr>
         <w:pStyle w:val="Heading2"/>
+        <w:keepNext/>
+        <w:spacing w:before="240" w:after="120"/>
       </w:pPr>
       <w:r>
+        <w:rPr>
+          <w:rFonts w:ascii="Microsoft YaHei" w:hAnsi="Microsoft YaHei"/>
+          <w:b/>
+          <w:color w:val="2E74B5"/>
+          <w:sz w:val="28"/>
+        </w:rPr>
+      </w:r>
+      <w:r>
+        <w:rPr>
+          <w:rFonts w:ascii="Microsoft YaHei" w:hAnsi="Microsoft YaHei"/>
+          <w:b/>
+          <w:color w:val="2E74B5"/>
+          <w:sz w:val="28"/>
+        </w:rPr>
         <w:t>运营素材 (第二期 - 解决外卖油多的防重油补丁上线)</w:t>
       </w:r>
     </w:p>
     <w:p>
+      <w:pPr>
+        <w:spacing w:before="120" w:after="120"/>
+      </w:pPr>
       <w:r>
         <w:rPr>
-          <w:color w:val="C8C8C8"/>
+          <w:color w:val="B4B4B4"/>
         </w:rPr>
-        <w:t>____________________________________________________</w:t>
+        <w:t>——————————————————————————————————————————————————</w:t>
       </w:r>
     </w:p>
     <w:p>
       <w:pPr>
         <w:pStyle w:val="Heading2"/>
+        <w:keepNext/>
+        <w:spacing w:before="240" w:after="120"/>
       </w:pPr>
       <w:r>
+        <w:rPr>
+          <w:rFonts w:ascii="Microsoft YaHei" w:hAnsi="Microsoft YaHei"/>
+          <w:b/>
+          <w:color w:val="2E74B5"/>
+          <w:sz w:val="28"/>
+        </w:rPr>
+      </w:r>
+      <w:r>
+        <w:rPr>
+          <w:rFonts w:ascii="Microsoft YaHei" w:hAnsi="Microsoft YaHei"/>
+          <w:b/>
+          <w:color w:val="2E74B5"/>
+          <w:sz w:val="28"/>
+        </w:rPr>
         <w:t>📌 小红书文案模版二：【贴心防重油补丁 &amp; 闺蜜组队减脂】</w:t>
       </w:r>
     </w:p>
     <w:p>
       <w:pPr>
         <w:pStyle w:val="Heading3"/>
+        <w:keepNext/>
+        <w:spacing w:before="240" w:after="120"/>
       </w:pPr>
       <w:r>
+        <w:rPr>
+          <w:rFonts w:ascii="Microsoft YaHei" w:hAnsi="Microsoft YaHei"/>
+          <w:b/>
+          <w:color w:val="595959"/>
+          <w:sz w:val="24"/>
+        </w:rPr>
+      </w:r>
+      <w:r>
+        <w:rPr>
+          <w:rFonts w:ascii="Microsoft YaHei" w:hAnsi="Microsoft YaHei"/>
+          <w:b/>
+          <w:color w:val="595959"/>
+          <w:sz w:val="24"/>
+        </w:rPr>
         <w:t>💥 爆款标题建议：</w:t>
       </w:r>
     </w:p>
     <w:p>
       <w:pPr>
         <w:pStyle w:val="ListNumber"/>
+        <w:spacing w:after="60"/>
       </w:pPr>
       <w:r>
+        <w:rPr>
+          <w:rFonts w:ascii="Microsoft YaHei" w:hAnsi="Microsoft YaHei"/>
+        </w:rPr>
         <w:t>女友嫌外卖油多？男朋友连夜写防油算法 💻❤️</w:t>
       </w:r>
     </w:p>
     <w:p>
       <w:pPr>
         <w:pStyle w:val="ListNumber"/>
+        <w:spacing w:after="60"/>
       </w:pPr>
       <w:r>
+        <w:rPr>
+          <w:rFonts w:ascii="Microsoft YaHei" w:hAnsi="Microsoft YaHei"/>
+        </w:rPr>
         <w:t>减脂期怕外卖油多？这个防重油补丁绝了</w:t>
       </w:r>
     </w:p>
     <w:p>
       <w:pPr>
         <w:pStyle w:val="ListNumber"/>
+        <w:spacing w:after="60"/>
       </w:pPr>
       <w:r>
+        <w:rPr>
+          <w:rFonts w:ascii="Microsoft YaHei" w:hAnsi="Microsoft YaHei"/>
+        </w:rPr>
         <w:t>AI算不准中餐的油？我写代码校准它！</w:t>
       </w:r>
     </w:p>
     <w:p>
+      <w:pPr>
+        <w:spacing w:before="120" w:after="120"/>
+      </w:pPr>
       <w:r>
         <w:rPr>
-          <w:color w:val="C8C8C8"/>
+          <w:color w:val="B4B4B4"/>
         </w:rPr>
-        <w:t>____________________________________________________</w:t>
+        <w:t>——————————————————————————————————————————————————</w:t>
       </w:r>
     </w:p>
     <w:p>
       <w:pPr>
         <w:pStyle w:val="Heading3"/>
+        <w:keepNext/>
+        <w:spacing w:before="240" w:after="120"/>
       </w:pPr>
       <w:r>
+        <w:rPr>
+          <w:rFonts w:ascii="Microsoft YaHei" w:hAnsi="Microsoft YaHei"/>
+          <w:b/>
+          <w:color w:val="595959"/>
+          <w:sz w:val="24"/>
+        </w:rPr>
+      </w:r>
+      <w:r>
+        <w:rPr>
+          <w:rFonts w:ascii="Microsoft YaHei" w:hAnsi="Microsoft YaHei"/>
+          <w:b/>
+          <w:color w:val="595959"/>
+          <w:sz w:val="24"/>
+        </w:rPr>
         <w:t>📝 正文内容：</w:t>
       </w:r>
     </w:p>
     <w:p>
+      <w:pPr>
+        <w:spacing w:after="120" w:line="276" w:lineRule="auto"/>
+      </w:pPr>
       <w:r>
+        <w:rPr>
+          <w:rFonts w:ascii="Microsoft YaHei" w:hAnsi="Microsoft YaHei"/>
+        </w:rPr>
         <w:t>家人们！给减脂期女朋友定制的 AI 卡路里小程序【食刻 (ShiKe)】迎来第二期进展啦！</w:t>
       </w:r>
     </w:p>
     <w:p>
+      <w:pPr>
+        <w:spacing w:after="120" w:line="276" w:lineRule="auto"/>
+      </w:pPr>
       <w:r>
+        <w:rPr>
+          <w:rFonts w:ascii="Microsoft YaHei" w:hAnsi="Microsoft YaHei"/>
+        </w:rPr>
         <w:t>昨天发完第一期，女朋友体验了设计图觉得非常赞，但她马上丢给我一个每个减脂女孩都会遇到的灵魂质问：</w:t>
       </w:r>
     </w:p>
     <w:p>
+      <w:pPr>
+        <w:spacing w:after="120" w:line="276" w:lineRule="auto"/>
+      </w:pPr>
       <w:r>
+        <w:rPr>
+          <w:rFonts w:ascii="Microsoft YaHei" w:hAnsi="Microsoft YaHei"/>
+        </w:rPr>
         <w:t>👉 “外卖的西红柿炒鸡蛋，跟食堂的油量差了十倍，AI 拍照怎么可能看得出来放了多少油？”</w:t>
       </w:r>
     </w:p>
     <w:p>
+      <w:pPr>
+        <w:spacing w:after="120" w:line="276" w:lineRule="auto"/>
+      </w:pPr>
       <w:r>
+        <w:rPr>
+          <w:rFonts w:ascii="Microsoft YaHei" w:hAnsi="Microsoft YaHei"/>
+        </w:rPr>
         <w:t>不愧是挑剔的甲方！中餐复杂的烹饪方式和重油确实是减脂记录的硬伤。为了解决这个痛点，我连夜写了一个</w:t>
       </w:r>
       <w:r>
         <w:rPr>
+          <w:rFonts w:ascii="Microsoft YaHei" w:hAnsi="Microsoft YaHei"/>
           <w:b/>
         </w:rPr>
         <w:t>【中餐油脂折算系数算法】</w:t>
       </w:r>
       <w:r>
+        <w:rPr>
+          <w:rFonts w:ascii="Microsoft YaHei" w:hAnsi="Microsoft YaHei"/>
+        </w:rPr>
         <w:t>！</w:t>
       </w:r>
     </w:p>
     <w:p>
+      <w:pPr>
+        <w:spacing w:before="120" w:after="120"/>
+      </w:pPr>
       <w:r>
         <w:rPr>
-          <w:color w:val="C8C8C8"/>
+          <w:color w:val="B4B4B4"/>
         </w:rPr>
-        <w:t>____________________________________________________</w:t>
+        <w:t>——————————————————————————————————————————————————</w:t>
       </w:r>
     </w:p>
     <w:p>
       <w:pPr>
         <w:pStyle w:val="Heading3"/>
+        <w:keepNext/>
+        <w:spacing w:before="240" w:after="120"/>
       </w:pPr>
       <w:r>
+        <w:rPr>
+          <w:rFonts w:ascii="Microsoft YaHei" w:hAnsi="Microsoft YaHei"/>
+          <w:b/>
+          <w:color w:val="595959"/>
+          <w:sz w:val="24"/>
+        </w:rPr>
+      </w:r>
+      <w:r>
+        <w:rPr>
+          <w:rFonts w:ascii="Microsoft YaHei" w:hAnsi="Microsoft YaHei"/>
+          <w:b/>
+          <w:color w:val="595959"/>
+          <w:sz w:val="24"/>
+        </w:rPr>
         <w:t>🌟 第二期最新进展（小程序开始“有记忆”啦）：</w:t>
       </w:r>
     </w:p>
     <w:p>
+      <w:pPr>
+        <w:spacing w:after="120" w:line="276" w:lineRule="auto"/>
+      </w:pPr>
       <w:r>
+        <w:rPr>
+          <w:rFonts w:ascii="Microsoft YaHei" w:hAnsi="Microsoft YaHei"/>
+        </w:rPr>
         <w:t>为了让女朋友能尽快用上，我这几天加班加点，把整个软件的底层数据系统彻底打通了：</w:t>
       </w:r>
     </w:p>
     <w:p>
       <w:pPr>
         <w:pStyle w:val="ListNumber"/>
+        <w:spacing w:after="60"/>
       </w:pPr>
-      <w:r/>
       <w:r>
         <w:rPr>
+          <w:rFonts w:ascii="Microsoft YaHei" w:hAnsi="Microsoft YaHei"/>
+        </w:rPr>
+      </w:r>
+      <w:r>
+        <w:rPr>
+          <w:rFonts w:ascii="Microsoft YaHei" w:hAnsi="Microsoft YaHei"/>
           <w:b/>
         </w:rPr>
         <w:t>首创“防重油”校准算法</w:t>
       </w:r>
       <w:r>
+        <w:rPr>
+          <w:rFonts w:ascii="Microsoft YaHei" w:hAnsi="Microsoft YaHei"/>
+        </w:rPr>
         <w:t xml:space="preserve"> 🧪</w:t>
       </w:r>
     </w:p>
     <w:p>
       <w:pPr>
         <w:pStyle w:val="ListBullet"/>
-        <w:ind w:left="1080"/>
+        <w:spacing w:after="60"/>
       </w:pPr>
       <w:r>
-        <w:t xml:space="preserve">  针对女朋友的吐槽，我专门设计了油脂修正逻辑。拍照识别后，只需快捷选择“清淡/少油/重油”，系统就会自动修正热量和脂肪占比，完美还原中餐外卖的真实油脂情况，再也不怕外卖热量算不准啦！</w:t>
+        <w:rPr>
+          <w:rFonts w:ascii="Microsoft YaHei" w:hAnsi="Microsoft YaHei"/>
+        </w:rPr>
+        <w:t>针对女朋友的吐槽，我专门设计了油脂修正逻辑。拍照识别后，只需快捷选择“清淡/少油/重油”，系统就会自动修正热量和脂肪占比，完美还原中餐外卖的真实油脂情况，再也不怕外卖热量算不准啦！</w:t>
       </w:r>
     </w:p>
     <w:p>
       <w:pPr>
         <w:pStyle w:val="ListNumber"/>
+        <w:spacing w:after="60"/>
       </w:pPr>
-      <w:r/>
       <w:r>
         <w:rPr>
+          <w:rFonts w:ascii="Microsoft YaHei" w:hAnsi="Microsoft YaHei"/>
+        </w:rPr>
+      </w:r>
+      <w:r>
+        <w:rPr>
+          <w:rFonts w:ascii="Microsoft YaHei" w:hAnsi="Microsoft YaHei"/>
           <w:b/>
         </w:rPr>
         <w:t>小程序有了“记忆力”</w:t>
       </w:r>
       <w:r>
+        <w:rPr>
+          <w:rFonts w:ascii="Microsoft YaHei" w:hAnsi="Microsoft YaHei"/>
+        </w:rPr>
         <w:t xml:space="preserve"> 💾</w:t>
       </w:r>
     </w:p>
     <w:p>
       <w:pPr>
         <w:pStyle w:val="ListBullet"/>
-        <w:ind w:left="1080"/>
+        <w:spacing w:after="60"/>
       </w:pPr>
       <w:r>
-        <w:t xml:space="preserve">  底层数据已经全面存通。现在女朋友的健康档案（身高、体重、目标热量）、每日的饮食记录、以及最重要的闺蜜打卡小队信息，都能安全地存进系统里，再也不怕数据丢失了！</w:t>
+        <w:rPr>
+          <w:rFonts w:ascii="Microsoft YaHei" w:hAnsi="Microsoft YaHei"/>
+        </w:rPr>
+        <w:t>底层数据已经全面存通。现在女朋友的健康档案（身高、体重、目标热量）、每日的饮食记录、以及最重要的闺蜜打卡小队信息，都能安全地存进系统里，再也不怕数据丢失了！</w:t>
       </w:r>
     </w:p>
     <w:p>
       <w:pPr>
         <w:pStyle w:val="ListNumber"/>
+        <w:spacing w:after="60"/>
       </w:pPr>
-      <w:r/>
       <w:r>
         <w:rPr>
+          <w:rFonts w:ascii="Microsoft YaHei" w:hAnsi="Microsoft YaHei"/>
+        </w:rPr>
+      </w:r>
+      <w:r>
+        <w:rPr>
+          <w:rFonts w:ascii="Microsoft YaHei" w:hAnsi="Microsoft YaHei"/>
           <w:b/>
         </w:rPr>
         <w:t>使用体验更加丝滑</w:t>
       </w:r>
       <w:r>
+        <w:rPr>
+          <w:rFonts w:ascii="Microsoft YaHei" w:hAnsi="Microsoft YaHei"/>
+        </w:rPr>
         <w:t xml:space="preserve"> ⚡</w:t>
       </w:r>
     </w:p>
     <w:p>
       <w:pPr>
         <w:pStyle w:val="ListBullet"/>
-        <w:ind w:left="1080"/>
+        <w:spacing w:after="60"/>
       </w:pPr>
       <w:r>
-        <w:t xml:space="preserve">  优化了数据读取和解析的效率，确保她饭前拍照、调整分量和查看今日热量大圆环时，速度飞快，绝不卡顿！</w:t>
+        <w:rPr>
+          <w:rFonts w:ascii="Microsoft YaHei" w:hAnsi="Microsoft YaHei"/>
+        </w:rPr>
+        <w:t>优化了数据读取和解析的效率，确保她饭前拍照、调整分量和查看今日热量大圆环时，速度飞快，绝不卡顿！</w:t>
       </w:r>
     </w:p>
     <w:p>
+      <w:pPr>
+        <w:spacing w:before="120" w:after="120"/>
+      </w:pPr>
       <w:r>
         <w:rPr>
-          <w:color w:val="C8C8C8"/>
+          <w:color w:val="B4B4B4"/>
         </w:rPr>
-        <w:t>____________________________________________________</w:t>
+        <w:t>——————————————————————————————————————————————————</w:t>
       </w:r>
     </w:p>
     <w:p>
       <w:pPr>
         <w:pStyle w:val="Heading3"/>
+        <w:keepNext/>
+        <w:spacing w:before="240" w:after="120"/>
       </w:pPr>
       <w:r>
+        <w:rPr>
+          <w:rFonts w:ascii="Microsoft YaHei" w:hAnsi="Microsoft YaHei"/>
+          <w:b/>
+          <w:color w:val="595959"/>
+          <w:sz w:val="24"/>
+        </w:rPr>
+      </w:r>
+      <w:r>
+        <w:rPr>
+          <w:rFonts w:ascii="Microsoft YaHei" w:hAnsi="Microsoft YaHei"/>
+          <w:b/>
+          <w:color w:val="595959"/>
+          <w:sz w:val="24"/>
+        </w:rPr>
         <w:t>🎁 开发者碎碎念：</w:t>
       </w:r>
     </w:p>
     <w:p>
+      <w:pPr>
+        <w:spacing w:after="120" w:line="276" w:lineRule="auto"/>
+      </w:pPr>
       <w:r>
+        <w:rPr>
+          <w:rFonts w:ascii="Microsoft YaHei" w:hAnsi="Microsoft YaHei"/>
+        </w:rPr>
         <w:t>看着小程序一步步从几张设计图变成能在手机上运行、会存数据的真实软件，感觉距离女朋友正式用上它又近了一大步！</w:t>
       </w:r>
     </w:p>
     <w:p>
+      <w:pPr>
+        <w:spacing w:after="120" w:line="276" w:lineRule="auto"/>
+      </w:pPr>
       <w:r>
+        <w:rPr>
+          <w:rFonts w:ascii="Microsoft YaHei" w:hAnsi="Microsoft YaHei"/>
+        </w:rPr>
         <w:t>下一阶段我准备死磕</w:t>
       </w:r>
       <w:r>
         <w:rPr>
+          <w:rFonts w:ascii="Microsoft YaHei" w:hAnsi="Microsoft YaHei"/>
           <w:b/>
         </w:rPr>
         <w:t>“AI 视觉识别的接口联调”</w:t>
       </w:r>
       <w:r>
+        <w:rPr>
+          <w:rFonts w:ascii="Microsoft YaHei" w:hAnsi="Microsoft YaHei"/>
+        </w:rPr>
         <w:t>，把拍照识别食物的功能彻底跑通！</w:t>
       </w:r>
     </w:p>
     <w:p>
+      <w:pPr>
+        <w:spacing w:after="120" w:line="276" w:lineRule="auto"/>
+      </w:pPr>
       <w:r>
+        <w:rPr>
+          <w:rFonts w:ascii="Microsoft YaHei" w:hAnsi="Microsoft YaHei"/>
+        </w:rPr>
         <w:t>大家觉得这个“防重油算法”能解决你记录外卖时的痛点吗？</w:t>
       </w:r>
     </w:p>
     <w:p>
+      <w:pPr>
+        <w:spacing w:after="120" w:line="276" w:lineRule="auto"/>
+      </w:pPr>
       <w:r>
+        <w:rPr>
+          <w:rFonts w:ascii="Microsoft YaHei" w:hAnsi="Microsoft YaHei"/>
+        </w:rPr>
         <w:t>如果你也嫌手动记卡路里麻烦，或者想拉上闺蜜/姐妹建个小队对赌减脂，欢迎在评论区抠【1】，第一批内测版这几天就能好，带大家一起玩！👇</w:t>
       </w:r>
     </w:p>
     <w:p>
+      <w:pPr>
+        <w:spacing w:before="120" w:after="120"/>
+      </w:pPr>
       <w:r>
         <w:rPr>
-          <w:color w:val="C8C8C8"/>
+          <w:color w:val="B4B4B4"/>
         </w:rPr>
-        <w:t>____________________________________________________</w:t>
+        <w:t>——————————————————————————————————————————————————</w:t>
       </w:r>
     </w:p>
     <w:p>
       <w:pPr>
         <w:pStyle w:val="Heading3"/>
+        <w:keepNext/>
+        <w:spacing w:before="240" w:after="120"/>
       </w:pPr>
       <w:r>
+        <w:rPr>
+          <w:rFonts w:ascii="Microsoft YaHei" w:hAnsi="Microsoft YaHei"/>
+          <w:b/>
+          <w:color w:val="595959"/>
+          <w:sz w:val="24"/>
+        </w:rPr>
+      </w:r>
+      <w:r>
+        <w:rPr>
+          <w:rFonts w:ascii="Microsoft YaHei" w:hAnsi="Microsoft YaHei"/>
+          <w:b/>
+          <w:color w:val="595959"/>
+          <w:sz w:val="24"/>
+        </w:rPr>
         <w:t>🏷️ 热门标签推荐：</w:t>
       </w:r>
     </w:p>
     <w:p>
+      <w:pPr>
+        <w:spacing w:after="120" w:line="276" w:lineRule="auto"/>
+      </w:pPr>
       <w:r>
+        <w:rPr>
+          <w:rFonts w:ascii="Microsoft YaHei" w:hAnsi="Microsoft YaHei"/>
+        </w:rPr>
         <w:t>#独立开发 #BuildInPublic #程序员的浪漫 #给女朋友写个APP #AI应用 #减脂打卡 #减肥卡路里 #闺蜜组队减脂 #健康饮食 #自律生活</w:t>
       </w:r>
     </w:p>
     <w:p>
+      <w:pPr>
+        <w:spacing w:before="120" w:after="120"/>
+      </w:pPr>
       <w:r>
         <w:rPr>
-          <w:color w:val="C8C8C8"/>
+          <w:color w:val="B4B4B4"/>
         </w:rPr>
-        <w:t>____________________________________________________</w:t>
+        <w:t>——————————————————————————————————————————————————</w:t>
       </w:r>
     </w:p>
     <w:p>
       <w:pPr>
         <w:pStyle w:val="Heading2"/>
+        <w:keepNext/>
+        <w:spacing w:before="240" w:after="120"/>
       </w:pPr>
       <w:r>
+        <w:rPr>
+          <w:rFonts w:ascii="Microsoft YaHei" w:hAnsi="Microsoft YaHei"/>
+          <w:b/>
+          <w:color w:val="2E74B5"/>
+          <w:sz w:val="28"/>
+        </w:rPr>
+      </w:r>
+      <w:r>
+        <w:rPr>
+          <w:rFonts w:ascii="Microsoft YaHei" w:hAnsi="Microsoft YaHei"/>
+          <w:b/>
+          <w:color w:val="2E74B5"/>
+          <w:sz w:val="28"/>
+        </w:rPr>
         <w:t>📌 配图素材建议 (images/phase2 文件夹中已备好)：</w:t>
       </w:r>
     </w:p>
     <w:p>
       <w:pPr>
         <w:pStyle w:val="ListNumber"/>
+        <w:spacing w:after="60"/>
       </w:pPr>
-      <w:r/>
       <w:r>
         <w:rPr>
+          <w:rFonts w:ascii="Microsoft YaHei" w:hAnsi="Microsoft YaHei"/>
+        </w:rPr>
+      </w:r>
+      <w:r>
+        <w:rPr>
+          <w:rFonts w:ascii="Microsoft YaHei" w:hAnsi="Microsoft YaHei"/>
           <w:b/>
         </w:rPr>
         <w:t>图一 (封面)</w:t>
       </w:r>
       <w:r>
-        <w:t>：[programmer_boyfriend_diy.png](file:///D:/heming/shike/文档/02_需求与交互设计/images/phase2/programmer_boyfriend_diy.png) (程序员男朋友为减脂女朋友写APP的温馨插画，最吸睛)</w:t>
+        <w:rPr>
+          <w:rFonts w:ascii="Microsoft YaHei" w:hAnsi="Microsoft YaHei"/>
+        </w:rPr>
+        <w:t>：</w:t>
+      </w:r>
+      <w:r>
+        <w:rPr>
+          <w:rFonts w:ascii="Microsoft YaHei" w:hAnsi="Microsoft YaHei"/>
+          <w:color w:val="003399"/>
+          <w:u w:val="single"/>
+        </w:rPr>
+        <w:t>programmer_boyfriend_diy.png (file:///D:/heming/shike/文档/02_需求与交互设计/images/phase2/programmer_boyfriend_diy.png)</w:t>
+      </w:r>
+      <w:r>
+        <w:rPr>
+          <w:rFonts w:ascii="Microsoft YaHei" w:hAnsi="Microsoft YaHei"/>
+        </w:rPr>
+        <w:t xml:space="preserve"> (程序员男朋友为减脂女朋友写APP的温馨插画，最吸睛)</w:t>
       </w:r>
     </w:p>
     <w:p>
       <w:pPr>
         <w:pStyle w:val="ListNumber"/>
+        <w:spacing w:after="60"/>
       </w:pPr>
-      <w:r/>
       <w:r>
         <w:rPr>
+          <w:rFonts w:ascii="Microsoft YaHei" w:hAnsi="Microsoft YaHei"/>
+        </w:rPr>
+      </w:r>
+      <w:r>
+        <w:rPr>
+          <w:rFonts w:ascii="Microsoft YaHei" w:hAnsi="Microsoft YaHei"/>
           <w:b/>
         </w:rPr>
         <w:t>图二</w:t>
       </w:r>
       <w:r>
-        <w:t>：[oil_calibration_ui.png](file:///D:/heming/shike/文档/02_需求与交互设计/images/phase2/oil_calibration_ui.png) (高颜值减脂餐加“防重油”微调滑块界面，突出实用特色)</w:t>
+        <w:rPr>
+          <w:rFonts w:ascii="Microsoft YaHei" w:hAnsi="Microsoft YaHei"/>
+        </w:rPr>
+        <w:t>：</w:t>
+      </w:r>
+      <w:r>
+        <w:rPr>
+          <w:rFonts w:ascii="Microsoft YaHei" w:hAnsi="Microsoft YaHei"/>
+          <w:color w:val="003399"/>
+          <w:u w:val="single"/>
+        </w:rPr>
+        <w:t>oil_calibration_ui.png (file:///D:/heming/shike/文档/02_需求与交互设计/images/phase2/oil_calibration_ui.png)</w:t>
+      </w:r>
+      <w:r>
+        <w:rPr>
+          <w:rFonts w:ascii="Microsoft YaHei" w:hAnsi="Microsoft YaHei"/>
+        </w:rPr>
+        <w:t xml:space="preserve"> (高颜值减脂餐加“防重油”微调滑块界面，突出实用特色)</w:t>
       </w:r>
     </w:p>
     <w:p>
       <w:pPr>
         <w:pStyle w:val="ListNumber"/>
+        <w:spacing w:after="60"/>
       </w:pPr>
-      <w:r/>
       <w:r>
         <w:rPr>
+          <w:rFonts w:ascii="Microsoft YaHei" w:hAnsi="Microsoft YaHei"/>
+        </w:rPr>
+      </w:r>
+      <w:r>
+        <w:rPr>
+          <w:rFonts w:ascii="Microsoft YaHei" w:hAnsi="Microsoft YaHei"/>
           <w:b/>
         </w:rPr>
         <w:t>图三</w:t>
       </w:r>
       <w:r>
-        <w:t>：[bestie_squad_ui.png](file:///D:/heming/shike/文档/02_需求与交互设计/images/phase2/bestie_squad_ui.png) (高颜值闺蜜 7 天减脂大挑战排行榜与状态打卡界面)</w:t>
+        <w:rPr>
+          <w:rFonts w:ascii="Microsoft YaHei" w:hAnsi="Microsoft YaHei"/>
+        </w:rPr>
+        <w:t>：</w:t>
+      </w:r>
+      <w:r>
+        <w:rPr>
+          <w:rFonts w:ascii="Microsoft YaHei" w:hAnsi="Microsoft YaHei"/>
+          <w:color w:val="003399"/>
+          <w:u w:val="single"/>
+        </w:rPr>
+        <w:t>bestie_squad_ui.png (file:///D:/heming/shike/文档/02_需求与交互设计/images/phase2/bestie_squad_ui.png)</w:t>
+      </w:r>
+      <w:r>
+        <w:rPr>
+          <w:rFonts w:ascii="Microsoft YaHei" w:hAnsi="Microsoft YaHei"/>
+        </w:rPr>
+        <w:t xml:space="preserve"> (高颜值闺蜜 7 天减脂大挑战排行榜与状态打卡界面)</w:t>
       </w:r>
     </w:p>
     <w:sectPr>
@@ -704,6 +1051,10 @@
     <w:name w:val="Normal"/>
     <w:qFormat/>
     <w:rsid w:val="00FC693F"/>
+    <w:rPr>
+      <w:rFonts w:ascii="Microsoft YaHei" w:hAnsi="Microsoft YaHei"/>
+      <w:sz w:val="22"/>
+    </w:rPr>
   </w:style>
   <w:style w:type="paragraph" w:styleId="Header">
     <w:name w:val="header"/>

--- a/文档/04_运营与冷启动/04_小红书公开构建素材(第二期).docx
+++ b/文档/04_运营与冷启动/04_小红书公开构建素材(第二期).docx
@@ -5,677 +5,330 @@
     <w:p>
       <w:pPr>
         <w:pStyle w:val="Heading1"/>
-        <w:keepNext/>
-        <w:spacing w:before="240" w:after="120"/>
       </w:pPr>
       <w:r>
-        <w:rPr>
-          <w:rFonts w:ascii="Microsoft YaHei" w:hAnsi="Microsoft YaHei"/>
-          <w:b/>
-          <w:color w:val="1F4E79"/>
-          <w:sz w:val="36"/>
-        </w:rPr>
-      </w:r>
-      <w:r>
-        <w:rPr>
-          <w:rFonts w:ascii="Microsoft YaHei" w:hAnsi="Microsoft YaHei"/>
-          <w:b/>
-          <w:color w:val="1F4E79"/>
-          <w:sz w:val="36"/>
-        </w:rPr>
         <w:t>食刻 (ShiKe) — 小红书公开构建 (Build in Public) 素材日记</w:t>
       </w:r>
     </w:p>
     <w:p>
       <w:pPr>
         <w:pStyle w:val="Heading2"/>
-        <w:keepNext/>
-        <w:spacing w:before="240" w:after="120"/>
       </w:pPr>
       <w:r>
-        <w:rPr>
-          <w:rFonts w:ascii="Microsoft YaHei" w:hAnsi="Microsoft YaHei"/>
-          <w:b/>
-          <w:color w:val="2E74B5"/>
-          <w:sz w:val="28"/>
-        </w:rPr>
-      </w:r>
-      <w:r>
-        <w:rPr>
-          <w:rFonts w:ascii="Microsoft YaHei" w:hAnsi="Microsoft YaHei"/>
-          <w:b/>
-          <w:color w:val="2E74B5"/>
-          <w:sz w:val="28"/>
-        </w:rPr>
         <w:t>运营素材 (第二期 - 解决外卖油多的防重油补丁上线)</w:t>
       </w:r>
     </w:p>
     <w:p>
-      <w:pPr>
-        <w:spacing w:before="120" w:after="120"/>
-      </w:pPr>
       <w:r>
         <w:rPr>
-          <w:color w:val="B4B4B4"/>
+          <w:color w:val="C8C8C8"/>
         </w:rPr>
-        <w:t>——————————————————————————————————————————————————</w:t>
+        <w:t>____________________________________________________</w:t>
       </w:r>
     </w:p>
     <w:p>
       <w:pPr>
         <w:pStyle w:val="Heading2"/>
-        <w:keepNext/>
-        <w:spacing w:before="240" w:after="120"/>
       </w:pPr>
       <w:r>
-        <w:rPr>
-          <w:rFonts w:ascii="Microsoft YaHei" w:hAnsi="Microsoft YaHei"/>
-          <w:b/>
-          <w:color w:val="2E74B5"/>
-          <w:sz w:val="28"/>
-        </w:rPr>
-      </w:r>
-      <w:r>
-        <w:rPr>
-          <w:rFonts w:ascii="Microsoft YaHei" w:hAnsi="Microsoft YaHei"/>
-          <w:b/>
-          <w:color w:val="2E74B5"/>
-          <w:sz w:val="28"/>
-        </w:rPr>
         <w:t>📌 小红书文案模版二：【贴心防重油补丁 &amp; 闺蜜组队减脂】</w:t>
       </w:r>
     </w:p>
     <w:p>
       <w:pPr>
         <w:pStyle w:val="Heading3"/>
-        <w:keepNext/>
-        <w:spacing w:before="240" w:after="120"/>
       </w:pPr>
       <w:r>
-        <w:rPr>
-          <w:rFonts w:ascii="Microsoft YaHei" w:hAnsi="Microsoft YaHei"/>
-          <w:b/>
-          <w:color w:val="595959"/>
-          <w:sz w:val="24"/>
-        </w:rPr>
-      </w:r>
-      <w:r>
-        <w:rPr>
-          <w:rFonts w:ascii="Microsoft YaHei" w:hAnsi="Microsoft YaHei"/>
-          <w:b/>
-          <w:color w:val="595959"/>
-          <w:sz w:val="24"/>
-        </w:rPr>
         <w:t>💥 爆款标题建议：</w:t>
       </w:r>
     </w:p>
     <w:p>
       <w:pPr>
         <w:pStyle w:val="ListNumber"/>
-        <w:spacing w:after="60"/>
       </w:pPr>
       <w:r>
-        <w:rPr>
-          <w:rFonts w:ascii="Microsoft YaHei" w:hAnsi="Microsoft YaHei"/>
-        </w:rPr>
         <w:t>女友嫌外卖油多？男朋友连夜写防油算法 💻❤️</w:t>
       </w:r>
     </w:p>
     <w:p>
       <w:pPr>
         <w:pStyle w:val="ListNumber"/>
-        <w:spacing w:after="60"/>
       </w:pPr>
       <w:r>
-        <w:rPr>
-          <w:rFonts w:ascii="Microsoft YaHei" w:hAnsi="Microsoft YaHei"/>
-        </w:rPr>
         <w:t>减脂期怕外卖油多？这个防重油补丁绝了</w:t>
       </w:r>
     </w:p>
     <w:p>
       <w:pPr>
         <w:pStyle w:val="ListNumber"/>
-        <w:spacing w:after="60"/>
       </w:pPr>
       <w:r>
-        <w:rPr>
-          <w:rFonts w:ascii="Microsoft YaHei" w:hAnsi="Microsoft YaHei"/>
-        </w:rPr>
         <w:t>AI算不准中餐的油？我写代码校准它！</w:t>
       </w:r>
     </w:p>
     <w:p>
-      <w:pPr>
-        <w:spacing w:before="120" w:after="120"/>
-      </w:pPr>
       <w:r>
         <w:rPr>
-          <w:color w:val="B4B4B4"/>
+          <w:color w:val="C8C8C8"/>
         </w:rPr>
-        <w:t>——————————————————————————————————————————————————</w:t>
+        <w:t>____________________________________________________</w:t>
       </w:r>
     </w:p>
     <w:p>
       <w:pPr>
         <w:pStyle w:val="Heading3"/>
-        <w:keepNext/>
-        <w:spacing w:before="240" w:after="120"/>
       </w:pPr>
       <w:r>
-        <w:rPr>
-          <w:rFonts w:ascii="Microsoft YaHei" w:hAnsi="Microsoft YaHei"/>
-          <w:b/>
-          <w:color w:val="595959"/>
-          <w:sz w:val="24"/>
-        </w:rPr>
-      </w:r>
-      <w:r>
-        <w:rPr>
-          <w:rFonts w:ascii="Microsoft YaHei" w:hAnsi="Microsoft YaHei"/>
-          <w:b/>
-          <w:color w:val="595959"/>
-          <w:sz w:val="24"/>
-        </w:rPr>
         <w:t>📝 正文内容：</w:t>
       </w:r>
     </w:p>
     <w:p>
-      <w:pPr>
-        <w:spacing w:after="120" w:line="276" w:lineRule="auto"/>
-      </w:pPr>
       <w:r>
-        <w:rPr>
-          <w:rFonts w:ascii="Microsoft YaHei" w:hAnsi="Microsoft YaHei"/>
-        </w:rPr>
         <w:t>家人们！给减脂期女朋友定制的 AI 卡路里小程序【食刻 (ShiKe)】迎来第二期进展啦！</w:t>
       </w:r>
     </w:p>
     <w:p>
-      <w:pPr>
-        <w:spacing w:after="120" w:line="276" w:lineRule="auto"/>
-      </w:pPr>
       <w:r>
-        <w:rPr>
-          <w:rFonts w:ascii="Microsoft YaHei" w:hAnsi="Microsoft YaHei"/>
-        </w:rPr>
         <w:t>昨天发完第一期，女朋友体验了设计图觉得非常赞，但她马上丢给我一个每个减脂女孩都会遇到的灵魂质问：</w:t>
       </w:r>
     </w:p>
     <w:p>
-      <w:pPr>
-        <w:spacing w:after="120" w:line="276" w:lineRule="auto"/>
-      </w:pPr>
       <w:r>
-        <w:rPr>
-          <w:rFonts w:ascii="Microsoft YaHei" w:hAnsi="Microsoft YaHei"/>
-        </w:rPr>
         <w:t>👉 “外卖的西红柿炒鸡蛋，跟食堂的油量差了十倍，AI 拍照怎么可能看得出来放了多少油？”</w:t>
       </w:r>
     </w:p>
     <w:p>
-      <w:pPr>
-        <w:spacing w:after="120" w:line="276" w:lineRule="auto"/>
-      </w:pPr>
       <w:r>
-        <w:rPr>
-          <w:rFonts w:ascii="Microsoft YaHei" w:hAnsi="Microsoft YaHei"/>
-        </w:rPr>
         <w:t>不愧是挑剔的甲方！中餐复杂的烹饪方式和重油确实是减脂记录的硬伤。为了解决这个痛点，我连夜写了一个</w:t>
       </w:r>
       <w:r>
         <w:rPr>
-          <w:rFonts w:ascii="Microsoft YaHei" w:hAnsi="Microsoft YaHei"/>
           <w:b/>
         </w:rPr>
         <w:t>【中餐油脂折算系数算法】</w:t>
       </w:r>
       <w:r>
-        <w:rPr>
-          <w:rFonts w:ascii="Microsoft YaHei" w:hAnsi="Microsoft YaHei"/>
-        </w:rPr>
         <w:t>！</w:t>
       </w:r>
     </w:p>
     <w:p>
-      <w:pPr>
-        <w:spacing w:before="120" w:after="120"/>
-      </w:pPr>
       <w:r>
         <w:rPr>
-          <w:color w:val="B4B4B4"/>
+          <w:color w:val="C8C8C8"/>
         </w:rPr>
-        <w:t>——————————————————————————————————————————————————</w:t>
+        <w:t>____________________________________________________</w:t>
       </w:r>
     </w:p>
     <w:p>
       <w:pPr>
         <w:pStyle w:val="Heading3"/>
-        <w:keepNext/>
-        <w:spacing w:before="240" w:after="120"/>
       </w:pPr>
       <w:r>
-        <w:rPr>
-          <w:rFonts w:ascii="Microsoft YaHei" w:hAnsi="Microsoft YaHei"/>
-          <w:b/>
-          <w:color w:val="595959"/>
-          <w:sz w:val="24"/>
-        </w:rPr>
-      </w:r>
-      <w:r>
-        <w:rPr>
-          <w:rFonts w:ascii="Microsoft YaHei" w:hAnsi="Microsoft YaHei"/>
-          <w:b/>
-          <w:color w:val="595959"/>
-          <w:sz w:val="24"/>
-        </w:rPr>
         <w:t>🌟 第二期最新进展（小程序开始“有记忆”啦）：</w:t>
       </w:r>
     </w:p>
     <w:p>
-      <w:pPr>
-        <w:spacing w:after="120" w:line="276" w:lineRule="auto"/>
-      </w:pPr>
       <w:r>
-        <w:rPr>
-          <w:rFonts w:ascii="Microsoft YaHei" w:hAnsi="Microsoft YaHei"/>
-        </w:rPr>
         <w:t>为了让女朋友能尽快用上，我这几天加班加点，把整个软件的底层数据系统彻底打通了：</w:t>
       </w:r>
     </w:p>
     <w:p>
       <w:pPr>
         <w:pStyle w:val="ListNumber"/>
-        <w:spacing w:after="60"/>
       </w:pPr>
+      <w:r/>
       <w:r>
         <w:rPr>
-          <w:rFonts w:ascii="Microsoft YaHei" w:hAnsi="Microsoft YaHei"/>
-        </w:rPr>
-      </w:r>
-      <w:r>
-        <w:rPr>
-          <w:rFonts w:ascii="Microsoft YaHei" w:hAnsi="Microsoft YaHei"/>
           <w:b/>
         </w:rPr>
         <w:t>首创“防重油”校准算法</w:t>
       </w:r>
       <w:r>
-        <w:rPr>
-          <w:rFonts w:ascii="Microsoft YaHei" w:hAnsi="Microsoft YaHei"/>
-        </w:rPr>
         <w:t xml:space="preserve"> 🧪</w:t>
       </w:r>
     </w:p>
     <w:p>
       <w:pPr>
         <w:pStyle w:val="ListBullet"/>
-        <w:spacing w:after="60"/>
+        <w:ind w:left="1080"/>
       </w:pPr>
       <w:r>
-        <w:rPr>
-          <w:rFonts w:ascii="Microsoft YaHei" w:hAnsi="Microsoft YaHei"/>
-        </w:rPr>
-        <w:t>针对女朋友的吐槽，我专门设计了油脂修正逻辑。拍照识别后，只需快捷选择“清淡/少油/重油”，系统就会自动修正热量和脂肪占比，完美还原中餐外卖的真实油脂情况，再也不怕外卖热量算不准啦！</w:t>
+        <w:t xml:space="preserve">  针对女朋友的吐槽，我专门设计了油脂修正逻辑。拍照识别后，只需快捷选择“清淡/少油/重油”，系统就会自动修正热量和脂肪占比，完美还原中餐外卖的真实油脂情况，再也不怕外卖热量算不准啦！</w:t>
       </w:r>
     </w:p>
     <w:p>
       <w:pPr>
         <w:pStyle w:val="ListNumber"/>
-        <w:spacing w:after="60"/>
       </w:pPr>
+      <w:r/>
       <w:r>
         <w:rPr>
-          <w:rFonts w:ascii="Microsoft YaHei" w:hAnsi="Microsoft YaHei"/>
-        </w:rPr>
-      </w:r>
-      <w:r>
-        <w:rPr>
-          <w:rFonts w:ascii="Microsoft YaHei" w:hAnsi="Microsoft YaHei"/>
           <w:b/>
         </w:rPr>
         <w:t>小程序有了“记忆力”</w:t>
       </w:r>
       <w:r>
-        <w:rPr>
-          <w:rFonts w:ascii="Microsoft YaHei" w:hAnsi="Microsoft YaHei"/>
-        </w:rPr>
         <w:t xml:space="preserve"> 💾</w:t>
       </w:r>
     </w:p>
     <w:p>
       <w:pPr>
         <w:pStyle w:val="ListBullet"/>
-        <w:spacing w:after="60"/>
+        <w:ind w:left="1080"/>
       </w:pPr>
       <w:r>
-        <w:rPr>
-          <w:rFonts w:ascii="Microsoft YaHei" w:hAnsi="Microsoft YaHei"/>
-        </w:rPr>
-        <w:t>底层数据已经全面存通。现在女朋友的健康档案（身高、体重、目标热量）、每日的饮食记录、以及最重要的闺蜜打卡小队信息，都能安全地存进系统里，再也不怕数据丢失了！</w:t>
+        <w:t xml:space="preserve">  底层数据已经全面存通。现在女朋友的健康档案（身高、体重、目标热量）、每日的饮食记录、以及最重要的闺蜜打卡小队信息，都能安全地存进系统里，再也不怕数据丢失了！</w:t>
       </w:r>
     </w:p>
     <w:p>
       <w:pPr>
         <w:pStyle w:val="ListNumber"/>
-        <w:spacing w:after="60"/>
       </w:pPr>
+      <w:r/>
       <w:r>
         <w:rPr>
-          <w:rFonts w:ascii="Microsoft YaHei" w:hAnsi="Microsoft YaHei"/>
-        </w:rPr>
-      </w:r>
-      <w:r>
-        <w:rPr>
-          <w:rFonts w:ascii="Microsoft YaHei" w:hAnsi="Microsoft YaHei"/>
           <w:b/>
         </w:rPr>
         <w:t>使用体验更加丝滑</w:t>
       </w:r>
       <w:r>
-        <w:rPr>
-          <w:rFonts w:ascii="Microsoft YaHei" w:hAnsi="Microsoft YaHei"/>
-        </w:rPr>
         <w:t xml:space="preserve"> ⚡</w:t>
       </w:r>
     </w:p>
     <w:p>
       <w:pPr>
         <w:pStyle w:val="ListBullet"/>
-        <w:spacing w:after="60"/>
+        <w:ind w:left="1080"/>
       </w:pPr>
       <w:r>
-        <w:rPr>
-          <w:rFonts w:ascii="Microsoft YaHei" w:hAnsi="Microsoft YaHei"/>
-        </w:rPr>
-        <w:t>优化了数据读取和解析的效率，确保她饭前拍照、调整分量和查看今日热量大圆环时，速度飞快，绝不卡顿！</w:t>
+        <w:t xml:space="preserve">  优化了数据读取和解析的效率，确保她饭前拍照、调整分量和查看今日热量大圆环时，速度飞快，绝不卡顿！</w:t>
       </w:r>
     </w:p>
     <w:p>
-      <w:pPr>
-        <w:spacing w:before="120" w:after="120"/>
-      </w:pPr>
       <w:r>
         <w:rPr>
-          <w:color w:val="B4B4B4"/>
+          <w:color w:val="C8C8C8"/>
         </w:rPr>
-        <w:t>——————————————————————————————————————————————————</w:t>
+        <w:t>____________________________________________________</w:t>
       </w:r>
     </w:p>
     <w:p>
       <w:pPr>
         <w:pStyle w:val="Heading3"/>
-        <w:keepNext/>
-        <w:spacing w:before="240" w:after="120"/>
       </w:pPr>
       <w:r>
-        <w:rPr>
-          <w:rFonts w:ascii="Microsoft YaHei" w:hAnsi="Microsoft YaHei"/>
-          <w:b/>
-          <w:color w:val="595959"/>
-          <w:sz w:val="24"/>
-        </w:rPr>
-      </w:r>
-      <w:r>
-        <w:rPr>
-          <w:rFonts w:ascii="Microsoft YaHei" w:hAnsi="Microsoft YaHei"/>
-          <w:b/>
-          <w:color w:val="595959"/>
-          <w:sz w:val="24"/>
-        </w:rPr>
         <w:t>🎁 开发者碎碎念：</w:t>
       </w:r>
     </w:p>
     <w:p>
-      <w:pPr>
-        <w:spacing w:after="120" w:line="276" w:lineRule="auto"/>
-      </w:pPr>
       <w:r>
-        <w:rPr>
-          <w:rFonts w:ascii="Microsoft YaHei" w:hAnsi="Microsoft YaHei"/>
-        </w:rPr>
         <w:t>看着小程序一步步从几张设计图变成能在手机上运行、会存数据的真实软件，感觉距离女朋友正式用上它又近了一大步！</w:t>
       </w:r>
     </w:p>
     <w:p>
-      <w:pPr>
-        <w:spacing w:after="120" w:line="276" w:lineRule="auto"/>
-      </w:pPr>
       <w:r>
-        <w:rPr>
-          <w:rFonts w:ascii="Microsoft YaHei" w:hAnsi="Microsoft YaHei"/>
-        </w:rPr>
         <w:t>下一阶段我准备死磕</w:t>
       </w:r>
       <w:r>
         <w:rPr>
-          <w:rFonts w:ascii="Microsoft YaHei" w:hAnsi="Microsoft YaHei"/>
           <w:b/>
         </w:rPr>
         <w:t>“AI 视觉识别的接口联调”</w:t>
       </w:r>
       <w:r>
-        <w:rPr>
-          <w:rFonts w:ascii="Microsoft YaHei" w:hAnsi="Microsoft YaHei"/>
-        </w:rPr>
         <w:t>，把拍照识别食物的功能彻底跑通！</w:t>
       </w:r>
     </w:p>
     <w:p>
-      <w:pPr>
-        <w:spacing w:after="120" w:line="276" w:lineRule="auto"/>
-      </w:pPr>
       <w:r>
-        <w:rPr>
-          <w:rFonts w:ascii="Microsoft YaHei" w:hAnsi="Microsoft YaHei"/>
-        </w:rPr>
         <w:t>大家觉得这个“防重油算法”能解决你记录外卖时的痛点吗？</w:t>
       </w:r>
     </w:p>
     <w:p>
-      <w:pPr>
-        <w:spacing w:after="120" w:line="276" w:lineRule="auto"/>
-      </w:pPr>
       <w:r>
-        <w:rPr>
-          <w:rFonts w:ascii="Microsoft YaHei" w:hAnsi="Microsoft YaHei"/>
-        </w:rPr>
         <w:t>如果你也嫌手动记卡路里麻烦，或者想拉上闺蜜/姐妹建个小队对赌减脂，欢迎在评论区抠【1】，第一批内测版这几天就能好，带大家一起玩！👇</w:t>
       </w:r>
     </w:p>
     <w:p>
-      <w:pPr>
-        <w:spacing w:before="120" w:after="120"/>
-      </w:pPr>
       <w:r>
         <w:rPr>
-          <w:color w:val="B4B4B4"/>
+          <w:color w:val="C8C8C8"/>
         </w:rPr>
-        <w:t>——————————————————————————————————————————————————</w:t>
+        <w:t>____________________________________________________</w:t>
       </w:r>
     </w:p>
     <w:p>
       <w:pPr>
         <w:pStyle w:val="Heading3"/>
-        <w:keepNext/>
-        <w:spacing w:before="240" w:after="120"/>
       </w:pPr>
       <w:r>
-        <w:rPr>
-          <w:rFonts w:ascii="Microsoft YaHei" w:hAnsi="Microsoft YaHei"/>
-          <w:b/>
-          <w:color w:val="595959"/>
-          <w:sz w:val="24"/>
-        </w:rPr>
-      </w:r>
-      <w:r>
-        <w:rPr>
-          <w:rFonts w:ascii="Microsoft YaHei" w:hAnsi="Microsoft YaHei"/>
-          <w:b/>
-          <w:color w:val="595959"/>
-          <w:sz w:val="24"/>
-        </w:rPr>
         <w:t>🏷️ 热门标签推荐：</w:t>
       </w:r>
     </w:p>
     <w:p>
-      <w:pPr>
-        <w:spacing w:after="120" w:line="276" w:lineRule="auto"/>
-      </w:pPr>
       <w:r>
-        <w:rPr>
-          <w:rFonts w:ascii="Microsoft YaHei" w:hAnsi="Microsoft YaHei"/>
-        </w:rPr>
         <w:t>#独立开发 #BuildInPublic #程序员的浪漫 #给女朋友写个APP #AI应用 #减脂打卡 #减肥卡路里 #闺蜜组队减脂 #健康饮食 #自律生活</w:t>
       </w:r>
     </w:p>
     <w:p>
-      <w:pPr>
-        <w:spacing w:before="120" w:after="120"/>
-      </w:pPr>
       <w:r>
         <w:rPr>
-          <w:color w:val="B4B4B4"/>
+          <w:color w:val="C8C8C8"/>
         </w:rPr>
-        <w:t>——————————————————————————————————————————————————</w:t>
+        <w:t>____________________________________________________</w:t>
       </w:r>
     </w:p>
     <w:p>
       <w:pPr>
         <w:pStyle w:val="Heading2"/>
-        <w:keepNext/>
-        <w:spacing w:before="240" w:after="120"/>
       </w:pPr>
       <w:r>
-        <w:rPr>
-          <w:rFonts w:ascii="Microsoft YaHei" w:hAnsi="Microsoft YaHei"/>
-          <w:b/>
-          <w:color w:val="2E74B5"/>
-          <w:sz w:val="28"/>
-        </w:rPr>
-      </w:r>
-      <w:r>
-        <w:rPr>
-          <w:rFonts w:ascii="Microsoft YaHei" w:hAnsi="Microsoft YaHei"/>
-          <w:b/>
-          <w:color w:val="2E74B5"/>
-          <w:sz w:val="28"/>
-        </w:rPr>
         <w:t>📌 配图素材建议 (images/phase2 文件夹中已备好)：</w:t>
       </w:r>
     </w:p>
     <w:p>
       <w:pPr>
         <w:pStyle w:val="ListNumber"/>
-        <w:spacing w:after="60"/>
       </w:pPr>
+      <w:r/>
       <w:r>
         <w:rPr>
-          <w:rFonts w:ascii="Microsoft YaHei" w:hAnsi="Microsoft YaHei"/>
-        </w:rPr>
-      </w:r>
-      <w:r>
-        <w:rPr>
-          <w:rFonts w:ascii="Microsoft YaHei" w:hAnsi="Microsoft YaHei"/>
           <w:b/>
         </w:rPr>
         <w:t>图一 (封面)</w:t>
       </w:r>
       <w:r>
-        <w:rPr>
-          <w:rFonts w:ascii="Microsoft YaHei" w:hAnsi="Microsoft YaHei"/>
-        </w:rPr>
-        <w:t>：</w:t>
-      </w:r>
-      <w:r>
-        <w:rPr>
-          <w:rFonts w:ascii="Microsoft YaHei" w:hAnsi="Microsoft YaHei"/>
-          <w:color w:val="003399"/>
-          <w:u w:val="single"/>
-        </w:rPr>
-        <w:t>programmer_boyfriend_diy.png (file:///D:/heming/shike/文档/02_需求与交互设计/images/phase2/programmer_boyfriend_diy.png)</w:t>
-      </w:r>
-      <w:r>
-        <w:rPr>
-          <w:rFonts w:ascii="Microsoft YaHei" w:hAnsi="Microsoft YaHei"/>
-        </w:rPr>
-        <w:t xml:space="preserve"> (程序员男朋友为减脂女朋友写APP的温馨插画，最吸睛)</w:t>
+        <w:t>：[programmer_boyfriend_diy.png](file:///D:/heming/shike/文档/02_需求与交互设计/images/phase2/programmer_boyfriend_diy.png) (程序员男朋友为减脂女朋友写APP的温馨插画，最吸睛)</w:t>
       </w:r>
     </w:p>
     <w:p>
       <w:pPr>
         <w:pStyle w:val="ListNumber"/>
-        <w:spacing w:after="60"/>
       </w:pPr>
+      <w:r/>
       <w:r>
         <w:rPr>
-          <w:rFonts w:ascii="Microsoft YaHei" w:hAnsi="Microsoft YaHei"/>
-        </w:rPr>
-      </w:r>
-      <w:r>
-        <w:rPr>
-          <w:rFonts w:ascii="Microsoft YaHei" w:hAnsi="Microsoft YaHei"/>
           <w:b/>
         </w:rPr>
         <w:t>图二</w:t>
       </w:r>
       <w:r>
-        <w:rPr>
-          <w:rFonts w:ascii="Microsoft YaHei" w:hAnsi="Microsoft YaHei"/>
-        </w:rPr>
-        <w:t>：</w:t>
-      </w:r>
-      <w:r>
-        <w:rPr>
-          <w:rFonts w:ascii="Microsoft YaHei" w:hAnsi="Microsoft YaHei"/>
-          <w:color w:val="003399"/>
-          <w:u w:val="single"/>
-        </w:rPr>
-        <w:t>oil_calibration_ui.png (file:///D:/heming/shike/文档/02_需求与交互设计/images/phase2/oil_calibration_ui.png)</w:t>
-      </w:r>
-      <w:r>
-        <w:rPr>
-          <w:rFonts w:ascii="Microsoft YaHei" w:hAnsi="Microsoft YaHei"/>
-        </w:rPr>
-        <w:t xml:space="preserve"> (高颜值减脂餐加“防重油”微调滑块界面，突出实用特色)</w:t>
+        <w:t>：[oil_calibration_ui.png](file:///D:/heming/shike/文档/02_需求与交互设计/images/phase2/oil_calibration_ui.png) (高颜值减脂餐加“防重油”微调滑块界面，突出实用特色)</w:t>
       </w:r>
     </w:p>
     <w:p>
       <w:pPr>
         <w:pStyle w:val="ListNumber"/>
-        <w:spacing w:after="60"/>
       </w:pPr>
+      <w:r/>
       <w:r>
         <w:rPr>
-          <w:rFonts w:ascii="Microsoft YaHei" w:hAnsi="Microsoft YaHei"/>
-        </w:rPr>
-      </w:r>
-      <w:r>
-        <w:rPr>
-          <w:rFonts w:ascii="Microsoft YaHei" w:hAnsi="Microsoft YaHei"/>
           <w:b/>
         </w:rPr>
         <w:t>图三</w:t>
       </w:r>
       <w:r>
-        <w:rPr>
-          <w:rFonts w:ascii="Microsoft YaHei" w:hAnsi="Microsoft YaHei"/>
-        </w:rPr>
-        <w:t>：</w:t>
-      </w:r>
-      <w:r>
-        <w:rPr>
-          <w:rFonts w:ascii="Microsoft YaHei" w:hAnsi="Microsoft YaHei"/>
-          <w:color w:val="003399"/>
-          <w:u w:val="single"/>
-        </w:rPr>
-        <w:t>bestie_squad_ui.png (file:///D:/heming/shike/文档/02_需求与交互设计/images/phase2/bestie_squad_ui.png)</w:t>
-      </w:r>
-      <w:r>
-        <w:rPr>
-          <w:rFonts w:ascii="Microsoft YaHei" w:hAnsi="Microsoft YaHei"/>
-        </w:rPr>
-        <w:t xml:space="preserve"> (高颜值闺蜜 7 天减脂大挑战排行榜与状态打卡界面)</w:t>
+        <w:t>：[bestie_squad_ui.png](file:///D:/heming/shike/文档/02_需求与交互设计/images/phase2/bestie_squad_ui.png) (高颜值闺蜜 7 天减脂大挑战排行榜与状态打卡界面)</w:t>
       </w:r>
     </w:p>
     <w:sectPr>
@@ -1051,10 +704,6 @@
     <w:name w:val="Normal"/>
     <w:qFormat/>
     <w:rsid w:val="00FC693F"/>
-    <w:rPr>
-      <w:rFonts w:ascii="Microsoft YaHei" w:hAnsi="Microsoft YaHei"/>
-      <w:sz w:val="22"/>
-    </w:rPr>
   </w:style>
   <w:style w:type="paragraph" w:styleId="Header">
     <w:name w:val="header"/>
